--- a/fra/docx/56.content.docx
+++ b/fra/docx/56.content.docx
@@ -45,19 +45,7 @@
         <w:rPr>
           <w:lang w:val="fr_FR" w:bidi="fr_FR"/>
         </w:rPr>
-        <w:t xml:space="preserve"> (French) is based on: </w:t>
-      </w:r>
-      <w:r>
-        <w:rPr>
-          <w:lang w:val="fr_FR" w:bidi="fr_FR"/>
-        </w:rPr>
-        <w:t>Louis Segond 1910</w:t>
-      </w:r>
-      <w:r>
-        <w:rPr>
-          <w:lang w:val="fr_FR" w:bidi="fr_FR"/>
-        </w:rPr>
-        <w:t xml:space="preserve">, </w:t>
+        <w:t xml:space="preserve"> © </w:t>
       </w:r>
       <w:hyperlink r:id="rId13">
         <w:r>
@@ -75,7 +63,7 @@
         <w:rPr>
           <w:lang w:val="fr_FR" w:bidi="fr_FR"/>
         </w:rPr>
-        <w:t xml:space="preserve">, None, which is licensed under a </w:t>
+        <w:t xml:space="preserve">, licensed under a </w:t>
       </w:r>
       <w:hyperlink r:id="rId14">
         <w:r>
@@ -94,25 +82,6 @@
           <w:lang w:val="fr_FR" w:bidi="fr_FR"/>
         </w:rPr>
         <w:t>.</w:t>
-      </w:r>
-      <w:r>
-        <w:rPr>
-          <w:lang w:val="fr_FR" w:bidi="fr_FR"/>
-        </w:rPr>
-      </w:r>
-    </w:p>
-    <w:p>
-      <w:pPr/>
-      <w:r>
-        <w:rPr>
-          <w:lang w:val="fr_FR" w:bidi="fr_FR"/>
-        </w:rPr>
-      </w:r>
-      <w:r>
-        <w:rPr>
-          <w:lang w:val="fr_FR" w:bidi="fr_FR"/>
-        </w:rPr>
-        <w:t>This PDF version is provided under the same license.</w:t>
       </w:r>
       <w:r>
         <w:rPr>
@@ -212,12 +181,356 @@
       </w:pPr>
     </w:p>
     <w:p>
+      <w:pPr>
+        <w:pStyle w:val="Heading2"/>
+      </w:pPr>
+      <w:r>
+        <w:rPr>
+          <w:lang w:val="fr_FR" w:bidi="fr_FR"/>
+        </w:rPr>
+        <w:t>Tite 1.1</w:t>
+      </w:r>
+      <w:r>
+        <w:rPr>
+          <w:lang w:val="fr_FR" w:bidi="fr_FR"/>
+        </w:rPr>
+      </w:r>
+    </w:p>
+    <w:p>
       <w:pPr/>
       <w:r>
         <w:rPr>
           <w:lang w:val="fr_FR" w:bidi="fr_FR"/>
         </w:rPr>
       </w:r>
+      <w:r>
+        <w:rPr>
+          <w:vertAlign w:val="superscript"/>
+          <w:lang w:val="fr_FR" w:bidi="fr_FR"/>
+        </w:rPr>
+        <w:t>1</w:t>
+      </w:r>
+      <w:r>
+        <w:rPr>
+          <w:lang w:val="fr_FR" w:bidi="fr_FR"/>
+        </w:rPr>
+        <w:t xml:space="preserve"> Paul, serviteur de Dieu, et apôtre de Jésus-Christ pour la foi des élus de Dieu et la connaissance de la vérité qui est selon la piété,</w:t>
+      </w:r>
+    </w:p>
+    <w:p>
+      <w:pPr/>
+      <w:r>
+        <w:rPr>
+          <w:lang w:val="fr_FR" w:bidi="fr_FR"/>
+        </w:rPr>
+      </w:r>
+      <w:r>
+        <w:rPr>
+          <w:vertAlign w:val="superscript"/>
+          <w:lang w:val="fr_FR" w:bidi="fr_FR"/>
+        </w:rPr>
+        <w:t>2</w:t>
+      </w:r>
+      <w:r>
+        <w:rPr>
+          <w:lang w:val="fr_FR" w:bidi="fr_FR"/>
+        </w:rPr>
+        <w:t xml:space="preserve"> lesquelles reposent sur l’espérance de la vie éternelle, promise dès les plus anciens temps par le Dieu qui ne ment point,</w:t>
+      </w:r>
+    </w:p>
+    <w:p>
+      <w:pPr/>
+      <w:r>
+        <w:rPr>
+          <w:lang w:val="fr_FR" w:bidi="fr_FR"/>
+        </w:rPr>
+      </w:r>
+      <w:r>
+        <w:rPr>
+          <w:vertAlign w:val="superscript"/>
+          <w:lang w:val="fr_FR" w:bidi="fr_FR"/>
+        </w:rPr>
+        <w:t>3</w:t>
+      </w:r>
+      <w:r>
+        <w:rPr>
+          <w:lang w:val="fr_FR" w:bidi="fr_FR"/>
+        </w:rPr>
+        <w:t xml:space="preserve"> et qui a manifesté sa parole en son temps par la prédication qui m’a été confiée d’après l’ordre de Dieu notre Sauveur,</w:t>
+      </w:r>
+    </w:p>
+    <w:p>
+      <w:pPr/>
+      <w:r>
+        <w:rPr>
+          <w:lang w:val="fr_FR" w:bidi="fr_FR"/>
+        </w:rPr>
+      </w:r>
+      <w:r>
+        <w:rPr>
+          <w:vertAlign w:val="superscript"/>
+          <w:lang w:val="fr_FR" w:bidi="fr_FR"/>
+        </w:rPr>
+        <w:t>4</w:t>
+      </w:r>
+      <w:r>
+        <w:rPr>
+          <w:lang w:val="fr_FR" w:bidi="fr_FR"/>
+        </w:rPr>
+        <w:t xml:space="preserve"> à Tite, mon enfant légitime en notre commune foi: que la grâce et la paix te soient données de la part de Dieu le Père et de Jésus-Christ notre Sauveur!</w:t>
+      </w:r>
+    </w:p>
+    <w:p>
+      <w:pPr/>
+      <w:r>
+        <w:rPr>
+          <w:lang w:val="fr_FR" w:bidi="fr_FR"/>
+        </w:rPr>
+      </w:r>
+      <w:r>
+        <w:rPr>
+          <w:vertAlign w:val="superscript"/>
+          <w:lang w:val="fr_FR" w:bidi="fr_FR"/>
+        </w:rPr>
+        <w:t>5</w:t>
+      </w:r>
+      <w:r>
+        <w:rPr>
+          <w:lang w:val="fr_FR" w:bidi="fr_FR"/>
+        </w:rPr>
+        <w:t xml:space="preserve"> Je t’ai laissé en Crète, afin que tu mettes en ordre ce qui reste à régler, et que, selon mes instructions, tu établisses des anciens dans chaque ville,</w:t>
+      </w:r>
+    </w:p>
+    <w:p>
+      <w:pPr/>
+      <w:r>
+        <w:rPr>
+          <w:lang w:val="fr_FR" w:bidi="fr_FR"/>
+        </w:rPr>
+      </w:r>
+      <w:r>
+        <w:rPr>
+          <w:vertAlign w:val="superscript"/>
+          <w:lang w:val="fr_FR" w:bidi="fr_FR"/>
+        </w:rPr>
+        <w:t>6</w:t>
+      </w:r>
+      <w:r>
+        <w:rPr>
+          <w:lang w:val="fr_FR" w:bidi="fr_FR"/>
+        </w:rPr>
+        <w:t xml:space="preserve"> s’il s’y trouve quelque homme irréprochable, mari d’une seule femme, ayant des enfants fidèles, qui ne soient ni accusés de débauche ni rebelles.</w:t>
+      </w:r>
+    </w:p>
+    <w:p>
+      <w:pPr/>
+      <w:r>
+        <w:rPr>
+          <w:lang w:val="fr_FR" w:bidi="fr_FR"/>
+        </w:rPr>
+      </w:r>
+      <w:r>
+        <w:rPr>
+          <w:vertAlign w:val="superscript"/>
+          <w:lang w:val="fr_FR" w:bidi="fr_FR"/>
+        </w:rPr>
+        <w:t>7</w:t>
+      </w:r>
+      <w:r>
+        <w:rPr>
+          <w:lang w:val="fr_FR" w:bidi="fr_FR"/>
+        </w:rPr>
+        <w:t xml:space="preserve"> Car il faut que l’évêque soit irréprochable, comme économe de Dieu; qu’il ne soit ni arrogant, ni colère, ni adonné au vin, ni violent, ni porté à un gain déshonnête;</w:t>
+      </w:r>
+    </w:p>
+    <w:p>
+      <w:pPr/>
+      <w:r>
+        <w:rPr>
+          <w:lang w:val="fr_FR" w:bidi="fr_FR"/>
+        </w:rPr>
+      </w:r>
+      <w:r>
+        <w:rPr>
+          <w:vertAlign w:val="superscript"/>
+          <w:lang w:val="fr_FR" w:bidi="fr_FR"/>
+        </w:rPr>
+        <w:t>8</w:t>
+      </w:r>
+      <w:r>
+        <w:rPr>
+          <w:lang w:val="fr_FR" w:bidi="fr_FR"/>
+        </w:rPr>
+        <w:t xml:space="preserve"> mais qu’il soit hospitalier, ami des gens de bien, modéré, juste, saint, tempérant,</w:t>
+      </w:r>
+    </w:p>
+    <w:p>
+      <w:pPr/>
+      <w:r>
+        <w:rPr>
+          <w:lang w:val="fr_FR" w:bidi="fr_FR"/>
+        </w:rPr>
+      </w:r>
+      <w:r>
+        <w:rPr>
+          <w:vertAlign w:val="superscript"/>
+          <w:lang w:val="fr_FR" w:bidi="fr_FR"/>
+        </w:rPr>
+        <w:t>9</w:t>
+      </w:r>
+      <w:r>
+        <w:rPr>
+          <w:lang w:val="fr_FR" w:bidi="fr_FR"/>
+        </w:rPr>
+        <w:t xml:space="preserve"> attaché à la vraie parole telle qu’elle a été enseignée, afin d’être capable d’exhorter selon la saine doctrine et de réfuter les contradicteurs.</w:t>
+      </w:r>
+    </w:p>
+    <w:p>
+      <w:pPr/>
+      <w:r>
+        <w:rPr>
+          <w:lang w:val="fr_FR" w:bidi="fr_FR"/>
+        </w:rPr>
+      </w:r>
+      <w:r>
+        <w:rPr>
+          <w:vertAlign w:val="superscript"/>
+          <w:lang w:val="fr_FR" w:bidi="fr_FR"/>
+        </w:rPr>
+        <w:t>10</w:t>
+      </w:r>
+      <w:r>
+        <w:rPr>
+          <w:lang w:val="fr_FR" w:bidi="fr_FR"/>
+        </w:rPr>
+        <w:t xml:space="preserve"> Il y a, en effet, surtout parmi les circoncis, beaucoup de gens rebelles, de vains discoureurs et de séducteurs,</w:t>
+      </w:r>
+    </w:p>
+    <w:p>
+      <w:pPr/>
+      <w:r>
+        <w:rPr>
+          <w:lang w:val="fr_FR" w:bidi="fr_FR"/>
+        </w:rPr>
+      </w:r>
+      <w:r>
+        <w:rPr>
+          <w:vertAlign w:val="superscript"/>
+          <w:lang w:val="fr_FR" w:bidi="fr_FR"/>
+        </w:rPr>
+        <w:t>11</w:t>
+      </w:r>
+      <w:r>
+        <w:rPr>
+          <w:lang w:val="fr_FR" w:bidi="fr_FR"/>
+        </w:rPr>
+        <w:t xml:space="preserve"> auxquels il faut fermer la bouche. Ils bouleversent des familles entières, enseignant pour un gain honteux ce qu’on ne doit pas enseigner.</w:t>
+      </w:r>
+    </w:p>
+    <w:p>
+      <w:pPr/>
+      <w:r>
+        <w:rPr>
+          <w:lang w:val="fr_FR" w:bidi="fr_FR"/>
+        </w:rPr>
+      </w:r>
+      <w:r>
+        <w:rPr>
+          <w:vertAlign w:val="superscript"/>
+          <w:lang w:val="fr_FR" w:bidi="fr_FR"/>
+        </w:rPr>
+        <w:t>12</w:t>
+      </w:r>
+      <w:r>
+        <w:rPr>
+          <w:lang w:val="fr_FR" w:bidi="fr_FR"/>
+        </w:rPr>
+        <w:t xml:space="preserve"> L’un d’entre eux, leur propre prophète, a dit: Crétois toujours menteurs, méchantes bêtes, ventres paresseux.</w:t>
+      </w:r>
+    </w:p>
+    <w:p>
+      <w:pPr/>
+      <w:r>
+        <w:rPr>
+          <w:lang w:val="fr_FR" w:bidi="fr_FR"/>
+        </w:rPr>
+      </w:r>
+      <w:r>
+        <w:rPr>
+          <w:vertAlign w:val="superscript"/>
+          <w:lang w:val="fr_FR" w:bidi="fr_FR"/>
+        </w:rPr>
+        <w:t>13</w:t>
+      </w:r>
+      <w:r>
+        <w:rPr>
+          <w:lang w:val="fr_FR" w:bidi="fr_FR"/>
+        </w:rPr>
+        <w:t xml:space="preserve"> Ce témoignage est vrai. C’est pourquoi reprends-les sévèrement, afin qu’ils aient une foi saine,</w:t>
+      </w:r>
+    </w:p>
+    <w:p>
+      <w:pPr/>
+      <w:r>
+        <w:rPr>
+          <w:lang w:val="fr_FR" w:bidi="fr_FR"/>
+        </w:rPr>
+      </w:r>
+      <w:r>
+        <w:rPr>
+          <w:vertAlign w:val="superscript"/>
+          <w:lang w:val="fr_FR" w:bidi="fr_FR"/>
+        </w:rPr>
+        <w:t>14</w:t>
+      </w:r>
+      <w:r>
+        <w:rPr>
+          <w:lang w:val="fr_FR" w:bidi="fr_FR"/>
+        </w:rPr>
+        <w:t xml:space="preserve"> et qu’ils ne s’attachent pas à des fables judaïques et à des commandements d’hommes qui se détournent de la vérité.</w:t>
+      </w:r>
+    </w:p>
+    <w:p>
+      <w:pPr/>
+      <w:r>
+        <w:rPr>
+          <w:lang w:val="fr_FR" w:bidi="fr_FR"/>
+        </w:rPr>
+      </w:r>
+      <w:r>
+        <w:rPr>
+          <w:vertAlign w:val="superscript"/>
+          <w:lang w:val="fr_FR" w:bidi="fr_FR"/>
+        </w:rPr>
+        <w:t>15</w:t>
+      </w:r>
+      <w:r>
+        <w:rPr>
+          <w:lang w:val="fr_FR" w:bidi="fr_FR"/>
+        </w:rPr>
+        <w:t xml:space="preserve"> Tout est pur pour ceux qui sont purs; mais rien n’est pur pour ceux qui sont souillés et incrédules, leur intelligence et leur conscience sont souillées.</w:t>
+      </w:r>
+    </w:p>
+    <w:p>
+      <w:pPr/>
+      <w:r>
+        <w:rPr>
+          <w:lang w:val="fr_FR" w:bidi="fr_FR"/>
+        </w:rPr>
+      </w:r>
+      <w:r>
+        <w:rPr>
+          <w:vertAlign w:val="superscript"/>
+          <w:lang w:val="fr_FR" w:bidi="fr_FR"/>
+        </w:rPr>
+        <w:t>16</w:t>
+      </w:r>
+      <w:r>
+        <w:rPr>
+          <w:lang w:val="fr_FR" w:bidi="fr_FR"/>
+        </w:rPr>
+        <w:t xml:space="preserve"> Ils font profession de connaître Dieu, mais ils le renient par leurs œuvres, étant abominables, rebelles, et incapables d’aucune bonne œuvre.</w:t>
+      </w:r>
     </w:p>
     <w:p>
       <w:pPr>
@@ -227,7 +540,7 @@
         <w:rPr>
           <w:lang w:val="fr_FR" w:bidi="fr_FR"/>
         </w:rPr>
-        <w:t>Titus 1:1</w:t>
+        <w:t>Tite 2.1</w:t>
       </w:r>
       <w:r>
         <w:rPr>
@@ -253,17 +566,7 @@
         <w:rPr>
           <w:lang w:val="fr_FR" w:bidi="fr_FR"/>
         </w:rPr>
-        <w:t xml:space="preserve"> Paul, serviteur de Dieu, et apôtre de Jésus-Christ pour la foi des élus de Dieu et la connaissance de la vérité qui est selon la piété,</w:t>
-      </w:r>
-      <w:r>
-        <w:rPr>
-          <w:lang w:val="fr_FR" w:bidi="fr_FR"/>
-        </w:rPr>
-      </w:r>
-      <w:r>
-        <w:rPr>
-          <w:lang w:val="fr_FR" w:bidi="fr_FR"/>
-        </w:rPr>
+        <w:t xml:space="preserve"> Pour toi, dis les choses qui sont conformes à la saine doctrine.</w:t>
       </w:r>
     </w:p>
     <w:p>
@@ -273,6 +576,19 @@
           <w:lang w:val="fr_FR" w:bidi="fr_FR"/>
         </w:rPr>
       </w:r>
+      <w:r>
+        <w:rPr>
+          <w:vertAlign w:val="superscript"/>
+          <w:lang w:val="fr_FR" w:bidi="fr_FR"/>
+        </w:rPr>
+        <w:t>2</w:t>
+      </w:r>
+      <w:r>
+        <w:rPr>
+          <w:lang w:val="fr_FR" w:bidi="fr_FR"/>
+        </w:rPr>
+        <w:t xml:space="preserve"> Dis que les vieillards doivent être sobres, honnêtes, modérés, sains dans la foi, dans la charité, dans la patience.</w:t>
+      </w:r>
     </w:p>
     <w:p>
       <w:pPr/>
@@ -286,23 +602,323 @@
           <w:vertAlign w:val="superscript"/>
           <w:lang w:val="fr_FR" w:bidi="fr_FR"/>
         </w:rPr>
+        <w:t>3</w:t>
+      </w:r>
+      <w:r>
+        <w:rPr>
+          <w:lang w:val="fr_FR" w:bidi="fr_FR"/>
+        </w:rPr>
+        <w:t xml:space="preserve"> Dis que les femmes âgées doivent aussi avoir l’extérieur qui convient à la sainteté, n’être ni médisantes, ni adonnées au vin; qu’elles doivent donner de bonnes instructions,</w:t>
+      </w:r>
+    </w:p>
+    <w:p>
+      <w:pPr/>
+      <w:r>
+        <w:rPr>
+          <w:lang w:val="fr_FR" w:bidi="fr_FR"/>
+        </w:rPr>
+      </w:r>
+      <w:r>
+        <w:rPr>
+          <w:vertAlign w:val="superscript"/>
+          <w:lang w:val="fr_FR" w:bidi="fr_FR"/>
+        </w:rPr>
+        <w:t>4</w:t>
+      </w:r>
+      <w:r>
+        <w:rPr>
+          <w:lang w:val="fr_FR" w:bidi="fr_FR"/>
+        </w:rPr>
+        <w:t xml:space="preserve"> dans le but d’apprendre aux jeunes femmes à aimer leurs maris et leurs enfants,</w:t>
+      </w:r>
+    </w:p>
+    <w:p>
+      <w:pPr/>
+      <w:r>
+        <w:rPr>
+          <w:lang w:val="fr_FR" w:bidi="fr_FR"/>
+        </w:rPr>
+      </w:r>
+      <w:r>
+        <w:rPr>
+          <w:vertAlign w:val="superscript"/>
+          <w:lang w:val="fr_FR" w:bidi="fr_FR"/>
+        </w:rPr>
+        <w:t>5</w:t>
+      </w:r>
+      <w:r>
+        <w:rPr>
+          <w:lang w:val="fr_FR" w:bidi="fr_FR"/>
+        </w:rPr>
+        <w:t xml:space="preserve"> à être retenues, chastes, occupées aux soins domestiques, bonnes, soumises à leurs maris, afin que la parole de Dieu ne soit pas blasphémée.</w:t>
+      </w:r>
+    </w:p>
+    <w:p>
+      <w:pPr/>
+      <w:r>
+        <w:rPr>
+          <w:lang w:val="fr_FR" w:bidi="fr_FR"/>
+        </w:rPr>
+      </w:r>
+      <w:r>
+        <w:rPr>
+          <w:vertAlign w:val="superscript"/>
+          <w:lang w:val="fr_FR" w:bidi="fr_FR"/>
+        </w:rPr>
+        <w:t>6</w:t>
+      </w:r>
+      <w:r>
+        <w:rPr>
+          <w:lang w:val="fr_FR" w:bidi="fr_FR"/>
+        </w:rPr>
+        <w:t xml:space="preserve"> Exhorte de même les jeunes gens à être modérés,</w:t>
+      </w:r>
+    </w:p>
+    <w:p>
+      <w:pPr/>
+      <w:r>
+        <w:rPr>
+          <w:lang w:val="fr_FR" w:bidi="fr_FR"/>
+        </w:rPr>
+      </w:r>
+      <w:r>
+        <w:rPr>
+          <w:vertAlign w:val="superscript"/>
+          <w:lang w:val="fr_FR" w:bidi="fr_FR"/>
+        </w:rPr>
+        <w:t>7</w:t>
+      </w:r>
+      <w:r>
+        <w:rPr>
+          <w:lang w:val="fr_FR" w:bidi="fr_FR"/>
+        </w:rPr>
+        <w:t xml:space="preserve"> te montrant toi-même à tous égards un modèle de bonnes œuvres, et donnant un enseignement pur, digne,</w:t>
+      </w:r>
+    </w:p>
+    <w:p>
+      <w:pPr/>
+      <w:r>
+        <w:rPr>
+          <w:lang w:val="fr_FR" w:bidi="fr_FR"/>
+        </w:rPr>
+      </w:r>
+      <w:r>
+        <w:rPr>
+          <w:vertAlign w:val="superscript"/>
+          <w:lang w:val="fr_FR" w:bidi="fr_FR"/>
+        </w:rPr>
+        <w:t>8</w:t>
+      </w:r>
+      <w:r>
+        <w:rPr>
+          <w:lang w:val="fr_FR" w:bidi="fr_FR"/>
+        </w:rPr>
+        <w:t xml:space="preserve"> une parole saine, irréprochable, afin que l’adversaire soit confus, n’ayant aucun mal à dire de nous.</w:t>
+      </w:r>
+    </w:p>
+    <w:p>
+      <w:pPr/>
+      <w:r>
+        <w:rPr>
+          <w:lang w:val="fr_FR" w:bidi="fr_FR"/>
+        </w:rPr>
+      </w:r>
+      <w:r>
+        <w:rPr>
+          <w:vertAlign w:val="superscript"/>
+          <w:lang w:val="fr_FR" w:bidi="fr_FR"/>
+        </w:rPr>
+        <w:t>9</w:t>
+      </w:r>
+      <w:r>
+        <w:rPr>
+          <w:lang w:val="fr_FR" w:bidi="fr_FR"/>
+        </w:rPr>
+        <w:t xml:space="preserve"> Exhorte les serviteurs à être soumis à leurs maîtres, à leur plaire en toutes choses, à n’être point contredisants,</w:t>
+      </w:r>
+    </w:p>
+    <w:p>
+      <w:pPr/>
+      <w:r>
+        <w:rPr>
+          <w:lang w:val="fr_FR" w:bidi="fr_FR"/>
+        </w:rPr>
+      </w:r>
+      <w:r>
+        <w:rPr>
+          <w:vertAlign w:val="superscript"/>
+          <w:lang w:val="fr_FR" w:bidi="fr_FR"/>
+        </w:rPr>
+        <w:t>10</w:t>
+      </w:r>
+      <w:r>
+        <w:rPr>
+          <w:lang w:val="fr_FR" w:bidi="fr_FR"/>
+        </w:rPr>
+        <w:t xml:space="preserve"> à ne rien dérober, mais à montrer toujours une parfaite fidélité, afin de faire honorer en tout la doctrine de Dieu notre Sauveur.</w:t>
+      </w:r>
+    </w:p>
+    <w:p>
+      <w:pPr/>
+      <w:r>
+        <w:rPr>
+          <w:lang w:val="fr_FR" w:bidi="fr_FR"/>
+        </w:rPr>
+      </w:r>
+      <w:r>
+        <w:rPr>
+          <w:vertAlign w:val="superscript"/>
+          <w:lang w:val="fr_FR" w:bidi="fr_FR"/>
+        </w:rPr>
+        <w:t>11</w:t>
+      </w:r>
+      <w:r>
+        <w:rPr>
+          <w:lang w:val="fr_FR" w:bidi="fr_FR"/>
+        </w:rPr>
+        <w:t xml:space="preserve"> Car la grâce de Dieu, source de salut pour tous les hommes, a été manifestée.</w:t>
+      </w:r>
+    </w:p>
+    <w:p>
+      <w:pPr/>
+      <w:r>
+        <w:rPr>
+          <w:lang w:val="fr_FR" w:bidi="fr_FR"/>
+        </w:rPr>
+      </w:r>
+      <w:r>
+        <w:rPr>
+          <w:vertAlign w:val="superscript"/>
+          <w:lang w:val="fr_FR" w:bidi="fr_FR"/>
+        </w:rPr>
+        <w:t>12</w:t>
+      </w:r>
+      <w:r>
+        <w:rPr>
+          <w:lang w:val="fr_FR" w:bidi="fr_FR"/>
+        </w:rPr>
+        <w:t xml:space="preserve"> Elle nous enseigne à renoncer à l’impiété et aux convoitises mondaines, et à vivre dans le siècle présent selon la sagesse, la justice et la piété,</w:t>
+      </w:r>
+    </w:p>
+    <w:p>
+      <w:pPr/>
+      <w:r>
+        <w:rPr>
+          <w:lang w:val="fr_FR" w:bidi="fr_FR"/>
+        </w:rPr>
+      </w:r>
+      <w:r>
+        <w:rPr>
+          <w:vertAlign w:val="superscript"/>
+          <w:lang w:val="fr_FR" w:bidi="fr_FR"/>
+        </w:rPr>
+        <w:t>13</w:t>
+      </w:r>
+      <w:r>
+        <w:rPr>
+          <w:lang w:val="fr_FR" w:bidi="fr_FR"/>
+        </w:rPr>
+        <w:t xml:space="preserve"> en attendant la bienheureuse espérance, et la manifestation de la gloire du grand Dieu et de notre Sauveur Jésus-Christ,</w:t>
+      </w:r>
+    </w:p>
+    <w:p>
+      <w:pPr/>
+      <w:r>
+        <w:rPr>
+          <w:lang w:val="fr_FR" w:bidi="fr_FR"/>
+        </w:rPr>
+      </w:r>
+      <w:r>
+        <w:rPr>
+          <w:vertAlign w:val="superscript"/>
+          <w:lang w:val="fr_FR" w:bidi="fr_FR"/>
+        </w:rPr>
+        <w:t>14</w:t>
+      </w:r>
+      <w:r>
+        <w:rPr>
+          <w:lang w:val="fr_FR" w:bidi="fr_FR"/>
+        </w:rPr>
+        <w:t xml:space="preserve"> qui s’est donné lui-même pour nous, afin de nous racheter de toute iniquité, et de se faire un peuple qui lui appartienne, purifié par lui et zélé pour les bonnes œuvres.</w:t>
+      </w:r>
+    </w:p>
+    <w:p>
+      <w:pPr/>
+      <w:r>
+        <w:rPr>
+          <w:lang w:val="fr_FR" w:bidi="fr_FR"/>
+        </w:rPr>
+      </w:r>
+      <w:r>
+        <w:rPr>
+          <w:vertAlign w:val="superscript"/>
+          <w:lang w:val="fr_FR" w:bidi="fr_FR"/>
+        </w:rPr>
+        <w:t>15</w:t>
+      </w:r>
+      <w:r>
+        <w:rPr>
+          <w:lang w:val="fr_FR" w:bidi="fr_FR"/>
+        </w:rPr>
+        <w:t xml:space="preserve"> Dis ces choses, exhorte, et reprends, avec une pleine autorité. Que personne ne te méprise.</w:t>
+      </w:r>
+    </w:p>
+    <w:p>
+      <w:pPr>
+        <w:pStyle w:val="Heading2"/>
+      </w:pPr>
+      <w:r>
+        <w:rPr>
+          <w:lang w:val="fr_FR" w:bidi="fr_FR"/>
+        </w:rPr>
+        <w:t>Tite 3.1</w:t>
+      </w:r>
+      <w:r>
+        <w:rPr>
+          <w:lang w:val="fr_FR" w:bidi="fr_FR"/>
+        </w:rPr>
+      </w:r>
+    </w:p>
+    <w:p>
+      <w:pPr/>
+      <w:r>
+        <w:rPr>
+          <w:lang w:val="fr_FR" w:bidi="fr_FR"/>
+        </w:rPr>
+      </w:r>
+      <w:r>
+        <w:rPr>
+          <w:vertAlign w:val="superscript"/>
+          <w:lang w:val="fr_FR" w:bidi="fr_FR"/>
+        </w:rPr>
+        <w:t>1</w:t>
+      </w:r>
+      <w:r>
+        <w:rPr>
+          <w:lang w:val="fr_FR" w:bidi="fr_FR"/>
+        </w:rPr>
+        <w:t xml:space="preserve"> Rappelle-leur d’être soumis aux magistrats et aux autorités, d’obéir, d’être prêts à toute bonne œuvre,</w:t>
+      </w:r>
+    </w:p>
+    <w:p>
+      <w:pPr/>
+      <w:r>
+        <w:rPr>
+          <w:lang w:val="fr_FR" w:bidi="fr_FR"/>
+        </w:rPr>
+      </w:r>
+      <w:r>
+        <w:rPr>
+          <w:vertAlign w:val="superscript"/>
+          <w:lang w:val="fr_FR" w:bidi="fr_FR"/>
+        </w:rPr>
         <w:t>2</w:t>
       </w:r>
       <w:r>
         <w:rPr>
           <w:lang w:val="fr_FR" w:bidi="fr_FR"/>
         </w:rPr>
-        <w:t xml:space="preserve"> lesquelles reposent sur l’espérance de la vie éternelle, promise dès les plus anciens temps par le Dieu qui ne ment point,</w:t>
-      </w:r>
-      <w:r>
-        <w:rPr>
-          <w:lang w:val="fr_FR" w:bidi="fr_FR"/>
-        </w:rPr>
-      </w:r>
-      <w:r>
-        <w:rPr>
-          <w:lang w:val="fr_FR" w:bidi="fr_FR"/>
-        </w:rPr>
+        <w:t xml:space="preserve"> de ne médire de personne, d’être pacifiques, modérés, pleins de douceur envers tous les hommes.</w:t>
       </w:r>
     </w:p>
     <w:p>
@@ -312,6 +928,19 @@
           <w:lang w:val="fr_FR" w:bidi="fr_FR"/>
         </w:rPr>
       </w:r>
+      <w:r>
+        <w:rPr>
+          <w:vertAlign w:val="superscript"/>
+          <w:lang w:val="fr_FR" w:bidi="fr_FR"/>
+        </w:rPr>
+        <w:t>3</w:t>
+      </w:r>
+      <w:r>
+        <w:rPr>
+          <w:lang w:val="fr_FR" w:bidi="fr_FR"/>
+        </w:rPr>
+        <w:t xml:space="preserve"> Car nous aussi, nous étions autrefois insensés, désobéissants, égarés, asservis à toute espèce de convoitises et de voluptés, vivant dans la méchanceté et dans l’envie, dignes d’être haïs, et nous haïssant les uns les autres.</w:t>
+      </w:r>
     </w:p>
     <w:p>
       <w:pPr/>
@@ -325,23 +954,13 @@
           <w:vertAlign w:val="superscript"/>
           <w:lang w:val="fr_FR" w:bidi="fr_FR"/>
         </w:rPr>
-        <w:t>3</w:t>
-      </w:r>
-      <w:r>
-        <w:rPr>
-          <w:lang w:val="fr_FR" w:bidi="fr_FR"/>
-        </w:rPr>
-        <w:t xml:space="preserve"> et qui a manifesté sa parole en son temps par la prédication qui m’a été confiée d’après l’ordre de Dieu notre Sauveur,</w:t>
-      </w:r>
-      <w:r>
-        <w:rPr>
-          <w:lang w:val="fr_FR" w:bidi="fr_FR"/>
-        </w:rPr>
-      </w:r>
-      <w:r>
-        <w:rPr>
-          <w:lang w:val="fr_FR" w:bidi="fr_FR"/>
-        </w:rPr>
+        <w:t>4</w:t>
+      </w:r>
+      <w:r>
+        <w:rPr>
+          <w:lang w:val="fr_FR" w:bidi="fr_FR"/>
+        </w:rPr>
+        <w:t xml:space="preserve"> Mais, lorsque la bonté de Dieu notre Sauveur et son amour pour les hommes ont été manifestés,</w:t>
       </w:r>
     </w:p>
     <w:p>
@@ -351,6 +970,19 @@
           <w:lang w:val="fr_FR" w:bidi="fr_FR"/>
         </w:rPr>
       </w:r>
+      <w:r>
+        <w:rPr>
+          <w:vertAlign w:val="superscript"/>
+          <w:lang w:val="fr_FR" w:bidi="fr_FR"/>
+        </w:rPr>
+        <w:t>5</w:t>
+      </w:r>
+      <w:r>
+        <w:rPr>
+          <w:lang w:val="fr_FR" w:bidi="fr_FR"/>
+        </w:rPr>
+        <w:t xml:space="preserve"> il nous a sauvés, non à cause des œuvres de justice que nous aurions faites, mais selon sa miséricorde, par le baptême de la régénération et le renouvellement du Saint-Esprit,</w:t>
+      </w:r>
     </w:p>
     <w:p>
       <w:pPr/>
@@ -364,23 +996,13 @@
           <w:vertAlign w:val="superscript"/>
           <w:lang w:val="fr_FR" w:bidi="fr_FR"/>
         </w:rPr>
-        <w:t>4</w:t>
-      </w:r>
-      <w:r>
-        <w:rPr>
-          <w:lang w:val="fr_FR" w:bidi="fr_FR"/>
-        </w:rPr>
-        <w:t xml:space="preserve"> à Tite, mon enfant légitime en notre commune foi: que la grâce et la paix te soient données de la part de Dieu le Père et de Jésus-Christ notre Sauveur!</w:t>
-      </w:r>
-      <w:r>
-        <w:rPr>
-          <w:lang w:val="fr_FR" w:bidi="fr_FR"/>
-        </w:rPr>
-      </w:r>
-      <w:r>
-        <w:rPr>
-          <w:lang w:val="fr_FR" w:bidi="fr_FR"/>
-        </w:rPr>
+        <w:t>6</w:t>
+      </w:r>
+      <w:r>
+        <w:rPr>
+          <w:lang w:val="fr_FR" w:bidi="fr_FR"/>
+        </w:rPr>
+        <w:t xml:space="preserve"> qu’il a répandu sur nous avec abondance par Jésus-Christ notre Sauveur,</w:t>
       </w:r>
     </w:p>
     <w:p>
@@ -390,6 +1012,19 @@
           <w:lang w:val="fr_FR" w:bidi="fr_FR"/>
         </w:rPr>
       </w:r>
+      <w:r>
+        <w:rPr>
+          <w:vertAlign w:val="superscript"/>
+          <w:lang w:val="fr_FR" w:bidi="fr_FR"/>
+        </w:rPr>
+        <w:t>7</w:t>
+      </w:r>
+      <w:r>
+        <w:rPr>
+          <w:lang w:val="fr_FR" w:bidi="fr_FR"/>
+        </w:rPr>
+        <w:t xml:space="preserve"> afin que, justifiés par sa grâce, nous devenions, en espérance, héritiers de la vie éternelle.</w:t>
+      </w:r>
     </w:p>
     <w:p>
       <w:pPr/>
@@ -403,23 +1038,13 @@
           <w:vertAlign w:val="superscript"/>
           <w:lang w:val="fr_FR" w:bidi="fr_FR"/>
         </w:rPr>
-        <w:t>5</w:t>
-      </w:r>
-      <w:r>
-        <w:rPr>
-          <w:lang w:val="fr_FR" w:bidi="fr_FR"/>
-        </w:rPr>
-        <w:t xml:space="preserve"> Je t’ai laissé en Crète, afin que tu mettes en ordre ce qui reste à régler, et que, selon mes instructions, tu établisses des anciens dans chaque ville,</w:t>
-      </w:r>
-      <w:r>
-        <w:rPr>
-          <w:lang w:val="fr_FR" w:bidi="fr_FR"/>
-        </w:rPr>
-      </w:r>
-      <w:r>
-        <w:rPr>
-          <w:lang w:val="fr_FR" w:bidi="fr_FR"/>
-        </w:rPr>
+        <w:t>8</w:t>
+      </w:r>
+      <w:r>
+        <w:rPr>
+          <w:lang w:val="fr_FR" w:bidi="fr_FR"/>
+        </w:rPr>
+        <w:t xml:space="preserve"> Cette parole est certaine, et je veux que tu affirmes ces choses, afin que ceux qui ont cru en Dieu s’appliquent à pratiquer de bonnes œuvres. Voilà ce qui est bon et utile aux hommes.</w:t>
       </w:r>
     </w:p>
     <w:p>
@@ -429,6 +1054,19 @@
           <w:lang w:val="fr_FR" w:bidi="fr_FR"/>
         </w:rPr>
       </w:r>
+      <w:r>
+        <w:rPr>
+          <w:vertAlign w:val="superscript"/>
+          <w:lang w:val="fr_FR" w:bidi="fr_FR"/>
+        </w:rPr>
+        <w:t>9</w:t>
+      </w:r>
+      <w:r>
+        <w:rPr>
+          <w:lang w:val="fr_FR" w:bidi="fr_FR"/>
+        </w:rPr>
+        <w:t xml:space="preserve"> Mais évite les discussions folles, les généalogies, les querelles, les disputes relatives à la loi; car elles sont inutiles et vaines.</w:t>
+      </w:r>
     </w:p>
     <w:p>
       <w:pPr/>
@@ -442,23 +1080,13 @@
           <w:vertAlign w:val="superscript"/>
           <w:lang w:val="fr_FR" w:bidi="fr_FR"/>
         </w:rPr>
-        <w:t>6</w:t>
-      </w:r>
-      <w:r>
-        <w:rPr>
-          <w:lang w:val="fr_FR" w:bidi="fr_FR"/>
-        </w:rPr>
-        <w:t xml:space="preserve"> s’il s’y trouve quelque homme irréprochable, mari d’une seule femme, ayant des enfants fidèles, qui ne soient ni accusés de débauche ni rebelles.</w:t>
-      </w:r>
-      <w:r>
-        <w:rPr>
-          <w:lang w:val="fr_FR" w:bidi="fr_FR"/>
-        </w:rPr>
-      </w:r>
-      <w:r>
-        <w:rPr>
-          <w:lang w:val="fr_FR" w:bidi="fr_FR"/>
-        </w:rPr>
+        <w:t>10</w:t>
+      </w:r>
+      <w:r>
+        <w:rPr>
+          <w:lang w:val="fr_FR" w:bidi="fr_FR"/>
+        </w:rPr>
+        <w:t xml:space="preserve"> Éloigne de toi, après un premier et un second avertissement, celui qui provoque des divisions,</w:t>
       </w:r>
     </w:p>
     <w:p>
@@ -468,6 +1096,19 @@
           <w:lang w:val="fr_FR" w:bidi="fr_FR"/>
         </w:rPr>
       </w:r>
+      <w:r>
+        <w:rPr>
+          <w:vertAlign w:val="superscript"/>
+          <w:lang w:val="fr_FR" w:bidi="fr_FR"/>
+        </w:rPr>
+        <w:t>11</w:t>
+      </w:r>
+      <w:r>
+        <w:rPr>
+          <w:lang w:val="fr_FR" w:bidi="fr_FR"/>
+        </w:rPr>
+        <w:t xml:space="preserve"> sachant qu’un homme de cette espèce est perverti, et qu’il pèche, en se condamnant lui-même.</w:t>
+      </w:r>
     </w:p>
     <w:p>
       <w:pPr/>
@@ -481,23 +1122,13 @@
           <w:vertAlign w:val="superscript"/>
           <w:lang w:val="fr_FR" w:bidi="fr_FR"/>
         </w:rPr>
-        <w:t>7</w:t>
-      </w:r>
-      <w:r>
-        <w:rPr>
-          <w:lang w:val="fr_FR" w:bidi="fr_FR"/>
-        </w:rPr>
-        <w:t xml:space="preserve"> Car il faut que l’évêque soit irréprochable, comme économe de Dieu; qu’il ne soit ni arrogant, ni colère, ni adonné au vin, ni violent, ni porté à un gain déshonnête;</w:t>
-      </w:r>
-      <w:r>
-        <w:rPr>
-          <w:lang w:val="fr_FR" w:bidi="fr_FR"/>
-        </w:rPr>
-      </w:r>
-      <w:r>
-        <w:rPr>
-          <w:lang w:val="fr_FR" w:bidi="fr_FR"/>
-        </w:rPr>
+        <w:t>12</w:t>
+      </w:r>
+      <w:r>
+        <w:rPr>
+          <w:lang w:val="fr_FR" w:bidi="fr_FR"/>
+        </w:rPr>
+        <w:t xml:space="preserve"> Lorsque je t’enverrai Artémas ou Tychique, hâte-toi de venir me rejoindre à Nicopolis; car c’est là que j’ai résolu de passer l’hiver.</w:t>
       </w:r>
     </w:p>
     <w:p>
@@ -507,6 +1138,19 @@
           <w:lang w:val="fr_FR" w:bidi="fr_FR"/>
         </w:rPr>
       </w:r>
+      <w:r>
+        <w:rPr>
+          <w:vertAlign w:val="superscript"/>
+          <w:lang w:val="fr_FR" w:bidi="fr_FR"/>
+        </w:rPr>
+        <w:t>13</w:t>
+      </w:r>
+      <w:r>
+        <w:rPr>
+          <w:lang w:val="fr_FR" w:bidi="fr_FR"/>
+        </w:rPr>
+        <w:t xml:space="preserve"> Aie soin de pourvoir au voyage de Zénas, le docteur de la loi, et d’Apollos, en sorte que rien ne leur manque.</w:t>
+      </w:r>
     </w:p>
     <w:p>
       <w:pPr/>
@@ -520,23 +1164,13 @@
           <w:vertAlign w:val="superscript"/>
           <w:lang w:val="fr_FR" w:bidi="fr_FR"/>
         </w:rPr>
-        <w:t>8</w:t>
-      </w:r>
-      <w:r>
-        <w:rPr>
-          <w:lang w:val="fr_FR" w:bidi="fr_FR"/>
-        </w:rPr>
-        <w:t xml:space="preserve"> mais qu’il soit hospitalier, ami des gens de bien, modéré, juste, saint, tempérant,</w:t>
-      </w:r>
-      <w:r>
-        <w:rPr>
-          <w:lang w:val="fr_FR" w:bidi="fr_FR"/>
-        </w:rPr>
-      </w:r>
-      <w:r>
-        <w:rPr>
-          <w:lang w:val="fr_FR" w:bidi="fr_FR"/>
-        </w:rPr>
+        <w:t>14</w:t>
+      </w:r>
+      <w:r>
+        <w:rPr>
+          <w:lang w:val="fr_FR" w:bidi="fr_FR"/>
+        </w:rPr>
+        <w:t xml:space="preserve"> Il faut que les nôtres aussi apprennent à pratiquer de bonnes œuvres pour subvenir aux besoins pressants, afin qu’ils ne soient pas sans produire des fruits.</w:t>
       </w:r>
     </w:p>
     <w:p>
@@ -546,1511 +1180,18 @@
           <w:lang w:val="fr_FR" w:bidi="fr_FR"/>
         </w:rPr>
       </w:r>
-    </w:p>
-    <w:p>
-      <w:pPr/>
-      <w:r>
-        <w:rPr>
-          <w:lang w:val="fr_FR" w:bidi="fr_FR"/>
-        </w:rPr>
-      </w:r>
       <w:r>
         <w:rPr>
           <w:vertAlign w:val="superscript"/>
           <w:lang w:val="fr_FR" w:bidi="fr_FR"/>
         </w:rPr>
-        <w:t>9</w:t>
-      </w:r>
-      <w:r>
-        <w:rPr>
-          <w:lang w:val="fr_FR" w:bidi="fr_FR"/>
-        </w:rPr>
-        <w:t xml:space="preserve"> attaché à la vraie parole telle qu’elle a été enseignée, afin d’être capable d’exhorter selon la saine doctrine et de réfuter les contradicteurs.</w:t>
-      </w:r>
-      <w:r>
-        <w:rPr>
-          <w:lang w:val="fr_FR" w:bidi="fr_FR"/>
-        </w:rPr>
-      </w:r>
-      <w:r>
-        <w:rPr>
-          <w:lang w:val="fr_FR" w:bidi="fr_FR"/>
-        </w:rPr>
-      </w:r>
-    </w:p>
-    <w:p>
-      <w:pPr/>
-      <w:r>
-        <w:rPr>
-          <w:lang w:val="fr_FR" w:bidi="fr_FR"/>
-        </w:rPr>
-      </w:r>
-    </w:p>
-    <w:p>
-      <w:pPr/>
-      <w:r>
-        <w:rPr>
-          <w:lang w:val="fr_FR" w:bidi="fr_FR"/>
-        </w:rPr>
-      </w:r>
-      <w:r>
-        <w:rPr>
-          <w:vertAlign w:val="superscript"/>
-          <w:lang w:val="fr_FR" w:bidi="fr_FR"/>
-        </w:rPr>
-        <w:t>10</w:t>
-      </w:r>
-      <w:r>
-        <w:rPr>
-          <w:lang w:val="fr_FR" w:bidi="fr_FR"/>
-        </w:rPr>
-        <w:t xml:space="preserve"> Il y a, en effet, surtout parmi les circoncis, beaucoup de gens rebelles, de vains discoureurs et de séducteurs,</w:t>
-      </w:r>
-      <w:r>
-        <w:rPr>
-          <w:lang w:val="fr_FR" w:bidi="fr_FR"/>
-        </w:rPr>
-      </w:r>
-      <w:r>
-        <w:rPr>
-          <w:lang w:val="fr_FR" w:bidi="fr_FR"/>
-        </w:rPr>
-      </w:r>
-    </w:p>
-    <w:p>
-      <w:pPr/>
-      <w:r>
-        <w:rPr>
-          <w:lang w:val="fr_FR" w:bidi="fr_FR"/>
-        </w:rPr>
-      </w:r>
-    </w:p>
-    <w:p>
-      <w:pPr/>
-      <w:r>
-        <w:rPr>
-          <w:lang w:val="fr_FR" w:bidi="fr_FR"/>
-        </w:rPr>
-      </w:r>
-      <w:r>
-        <w:rPr>
-          <w:vertAlign w:val="superscript"/>
-          <w:lang w:val="fr_FR" w:bidi="fr_FR"/>
-        </w:rPr>
-        <w:t>11</w:t>
-      </w:r>
-      <w:r>
-        <w:rPr>
-          <w:lang w:val="fr_FR" w:bidi="fr_FR"/>
-        </w:rPr>
-        <w:t xml:space="preserve"> auxquels il faut fermer la bouche. Ils bouleversent des familles entières, enseignant pour un gain honteux ce qu’on ne doit pas enseigner.</w:t>
-      </w:r>
-      <w:r>
-        <w:rPr>
-          <w:lang w:val="fr_FR" w:bidi="fr_FR"/>
-        </w:rPr>
-      </w:r>
-      <w:r>
-        <w:rPr>
-          <w:lang w:val="fr_FR" w:bidi="fr_FR"/>
-        </w:rPr>
-      </w:r>
-    </w:p>
-    <w:p>
-      <w:pPr/>
-      <w:r>
-        <w:rPr>
-          <w:lang w:val="fr_FR" w:bidi="fr_FR"/>
-        </w:rPr>
-      </w:r>
-    </w:p>
-    <w:p>
-      <w:pPr/>
-      <w:r>
-        <w:rPr>
-          <w:lang w:val="fr_FR" w:bidi="fr_FR"/>
-        </w:rPr>
-      </w:r>
-      <w:r>
-        <w:rPr>
-          <w:vertAlign w:val="superscript"/>
-          <w:lang w:val="fr_FR" w:bidi="fr_FR"/>
-        </w:rPr>
-        <w:t>12</w:t>
-      </w:r>
-      <w:r>
-        <w:rPr>
-          <w:lang w:val="fr_FR" w:bidi="fr_FR"/>
-        </w:rPr>
-        <w:t xml:space="preserve"> L’un d’entre eux, leur propre prophète, a dit: Crétois toujours menteurs, méchantes bêtes, ventres paresseux.</w:t>
-      </w:r>
-      <w:r>
-        <w:rPr>
-          <w:lang w:val="fr_FR" w:bidi="fr_FR"/>
-        </w:rPr>
-      </w:r>
-      <w:r>
-        <w:rPr>
-          <w:lang w:val="fr_FR" w:bidi="fr_FR"/>
-        </w:rPr>
-      </w:r>
-    </w:p>
-    <w:p>
-      <w:pPr/>
-      <w:r>
-        <w:rPr>
-          <w:lang w:val="fr_FR" w:bidi="fr_FR"/>
-        </w:rPr>
-      </w:r>
-    </w:p>
-    <w:p>
-      <w:pPr/>
-      <w:r>
-        <w:rPr>
-          <w:lang w:val="fr_FR" w:bidi="fr_FR"/>
-        </w:rPr>
-      </w:r>
-      <w:r>
-        <w:rPr>
-          <w:vertAlign w:val="superscript"/>
-          <w:lang w:val="fr_FR" w:bidi="fr_FR"/>
-        </w:rPr>
-        <w:t>13</w:t>
-      </w:r>
-      <w:r>
-        <w:rPr>
-          <w:lang w:val="fr_FR" w:bidi="fr_FR"/>
-        </w:rPr>
-        <w:t xml:space="preserve"> Ce témoignage est vrai. C’est pourquoi reprends-les sévèrement, afin qu’ils aient une foi saine,</w:t>
-      </w:r>
-      <w:r>
-        <w:rPr>
-          <w:lang w:val="fr_FR" w:bidi="fr_FR"/>
-        </w:rPr>
-      </w:r>
-      <w:r>
-        <w:rPr>
-          <w:lang w:val="fr_FR" w:bidi="fr_FR"/>
-        </w:rPr>
-      </w:r>
-    </w:p>
-    <w:p>
-      <w:pPr/>
-      <w:r>
-        <w:rPr>
-          <w:lang w:val="fr_FR" w:bidi="fr_FR"/>
-        </w:rPr>
-      </w:r>
-    </w:p>
-    <w:p>
-      <w:pPr/>
-      <w:r>
-        <w:rPr>
-          <w:lang w:val="fr_FR" w:bidi="fr_FR"/>
-        </w:rPr>
-      </w:r>
-      <w:r>
-        <w:rPr>
-          <w:vertAlign w:val="superscript"/>
-          <w:lang w:val="fr_FR" w:bidi="fr_FR"/>
-        </w:rPr>
-        <w:t>14</w:t>
-      </w:r>
-      <w:r>
-        <w:rPr>
-          <w:lang w:val="fr_FR" w:bidi="fr_FR"/>
-        </w:rPr>
-        <w:t xml:space="preserve"> et qu’ils ne s’attachent pas à des fables judaïques et à des commandements d’hommes qui se détournent de la vérité.</w:t>
-      </w:r>
-      <w:r>
-        <w:rPr>
-          <w:lang w:val="fr_FR" w:bidi="fr_FR"/>
-        </w:rPr>
-      </w:r>
-      <w:r>
-        <w:rPr>
-          <w:lang w:val="fr_FR" w:bidi="fr_FR"/>
-        </w:rPr>
-      </w:r>
-    </w:p>
-    <w:p>
-      <w:pPr/>
-      <w:r>
-        <w:rPr>
-          <w:lang w:val="fr_FR" w:bidi="fr_FR"/>
-        </w:rPr>
-      </w:r>
-    </w:p>
-    <w:p>
-      <w:pPr/>
-      <w:r>
-        <w:rPr>
-          <w:lang w:val="fr_FR" w:bidi="fr_FR"/>
-        </w:rPr>
-      </w:r>
-      <w:r>
-        <w:rPr>
-          <w:vertAlign w:val="superscript"/>
-          <w:lang w:val="fr_FR" w:bidi="fr_FR"/>
-        </w:rPr>
         <w:t>15</w:t>
       </w:r>
       <w:r>
         <w:rPr>
           <w:lang w:val="fr_FR" w:bidi="fr_FR"/>
         </w:rPr>
-        <w:t xml:space="preserve"> Tout est pur pour ceux qui sont purs; mais rien n’est pur pour ceux qui sont souillés et incrédules, leur intelligence et leur conscience sont souillées.</w:t>
-      </w:r>
-      <w:r>
-        <w:rPr>
-          <w:lang w:val="fr_FR" w:bidi="fr_FR"/>
-        </w:rPr>
-      </w:r>
-      <w:r>
-        <w:rPr>
-          <w:lang w:val="fr_FR" w:bidi="fr_FR"/>
-        </w:rPr>
-      </w:r>
-    </w:p>
-    <w:p>
-      <w:pPr/>
-      <w:r>
-        <w:rPr>
-          <w:lang w:val="fr_FR" w:bidi="fr_FR"/>
-        </w:rPr>
-      </w:r>
-    </w:p>
-    <w:p>
-      <w:pPr/>
-      <w:r>
-        <w:rPr>
-          <w:lang w:val="fr_FR" w:bidi="fr_FR"/>
-        </w:rPr>
-      </w:r>
-      <w:r>
-        <w:rPr>
-          <w:vertAlign w:val="superscript"/>
-          <w:lang w:val="fr_FR" w:bidi="fr_FR"/>
-        </w:rPr>
-        <w:t>16</w:t>
-      </w:r>
-      <w:r>
-        <w:rPr>
-          <w:lang w:val="fr_FR" w:bidi="fr_FR"/>
-        </w:rPr>
-        <w:t xml:space="preserve"> Ils font profession de connaître Dieu, mais ils le renient par leurs œuvres, étant abominables, rebelles, et incapables d’aucune bonne œuvre.</w:t>
-      </w:r>
-      <w:r>
-        <w:rPr>
-          <w:lang w:val="fr_FR" w:bidi="fr_FR"/>
-        </w:rPr>
-      </w:r>
-      <w:r>
-        <w:rPr>
-          <w:lang w:val="fr_FR" w:bidi="fr_FR"/>
-        </w:rPr>
-      </w:r>
-    </w:p>
-    <w:p>
-      <w:pPr/>
-      <w:r>
-        <w:rPr>
-          <w:lang w:val="fr_FR" w:bidi="fr_FR"/>
-        </w:rPr>
-      </w:r>
-    </w:p>
-    <w:p>
-      <w:pPr>
-        <w:pStyle w:val="Heading2"/>
-      </w:pPr>
-      <w:r>
-        <w:rPr>
-          <w:lang w:val="fr_FR" w:bidi="fr_FR"/>
-        </w:rPr>
-        <w:t>Titus 2:1</w:t>
-      </w:r>
-      <w:r>
-        <w:rPr>
-          <w:lang w:val="fr_FR" w:bidi="fr_FR"/>
-        </w:rPr>
-      </w:r>
-    </w:p>
-    <w:p>
-      <w:pPr/>
-      <w:r>
-        <w:rPr>
-          <w:lang w:val="fr_FR" w:bidi="fr_FR"/>
-        </w:rPr>
-      </w:r>
-      <w:r>
-        <w:rPr>
-          <w:vertAlign w:val="superscript"/>
-          <w:lang w:val="fr_FR" w:bidi="fr_FR"/>
-        </w:rPr>
-        <w:t>1</w:t>
-      </w:r>
-      <w:r>
-        <w:rPr>
-          <w:lang w:val="fr_FR" w:bidi="fr_FR"/>
-        </w:rPr>
-        <w:t xml:space="preserve"> Pour toi, dis les choses qui sont conformes à la saine doctrine.</w:t>
-      </w:r>
-      <w:r>
-        <w:rPr>
-          <w:lang w:val="fr_FR" w:bidi="fr_FR"/>
-        </w:rPr>
-      </w:r>
-      <w:r>
-        <w:rPr>
-          <w:lang w:val="fr_FR" w:bidi="fr_FR"/>
-        </w:rPr>
-      </w:r>
-    </w:p>
-    <w:p>
-      <w:pPr/>
-      <w:r>
-        <w:rPr>
-          <w:lang w:val="fr_FR" w:bidi="fr_FR"/>
-        </w:rPr>
-      </w:r>
-    </w:p>
-    <w:p>
-      <w:pPr/>
-      <w:r>
-        <w:rPr>
-          <w:lang w:val="fr_FR" w:bidi="fr_FR"/>
-        </w:rPr>
-      </w:r>
-      <w:r>
-        <w:rPr>
-          <w:vertAlign w:val="superscript"/>
-          <w:lang w:val="fr_FR" w:bidi="fr_FR"/>
-        </w:rPr>
-        <w:t>2</w:t>
-      </w:r>
-      <w:r>
-        <w:rPr>
-          <w:lang w:val="fr_FR" w:bidi="fr_FR"/>
-        </w:rPr>
-        <w:t xml:space="preserve"> Dis que les vieillards doivent être sobres, honnêtes, modérés, sains dans la foi, dans la charité, dans la patience.</w:t>
-      </w:r>
-      <w:r>
-        <w:rPr>
-          <w:lang w:val="fr_FR" w:bidi="fr_FR"/>
-        </w:rPr>
-      </w:r>
-      <w:r>
-        <w:rPr>
-          <w:lang w:val="fr_FR" w:bidi="fr_FR"/>
-        </w:rPr>
-      </w:r>
-    </w:p>
-    <w:p>
-      <w:pPr/>
-      <w:r>
-        <w:rPr>
-          <w:lang w:val="fr_FR" w:bidi="fr_FR"/>
-        </w:rPr>
-      </w:r>
-    </w:p>
-    <w:p>
-      <w:pPr/>
-      <w:r>
-        <w:rPr>
-          <w:lang w:val="fr_FR" w:bidi="fr_FR"/>
-        </w:rPr>
-      </w:r>
-      <w:r>
-        <w:rPr>
-          <w:vertAlign w:val="superscript"/>
-          <w:lang w:val="fr_FR" w:bidi="fr_FR"/>
-        </w:rPr>
-        <w:t>3</w:t>
-      </w:r>
-      <w:r>
-        <w:rPr>
-          <w:lang w:val="fr_FR" w:bidi="fr_FR"/>
-        </w:rPr>
-        <w:t xml:space="preserve"> Dis que les femmes âgées doivent aussi avoir l’extérieur qui convient à la sainteté, n’être ni médisantes, ni adonnées au vin; qu’elles doivent donner de bonnes instructions,</w:t>
-      </w:r>
-      <w:r>
-        <w:rPr>
-          <w:lang w:val="fr_FR" w:bidi="fr_FR"/>
-        </w:rPr>
-      </w:r>
-      <w:r>
-        <w:rPr>
-          <w:lang w:val="fr_FR" w:bidi="fr_FR"/>
-        </w:rPr>
-      </w:r>
-    </w:p>
-    <w:p>
-      <w:pPr/>
-      <w:r>
-        <w:rPr>
-          <w:lang w:val="fr_FR" w:bidi="fr_FR"/>
-        </w:rPr>
-      </w:r>
-    </w:p>
-    <w:p>
-      <w:pPr/>
-      <w:r>
-        <w:rPr>
-          <w:lang w:val="fr_FR" w:bidi="fr_FR"/>
-        </w:rPr>
-      </w:r>
-      <w:r>
-        <w:rPr>
-          <w:vertAlign w:val="superscript"/>
-          <w:lang w:val="fr_FR" w:bidi="fr_FR"/>
-        </w:rPr>
-        <w:t>4</w:t>
-      </w:r>
-      <w:r>
-        <w:rPr>
-          <w:lang w:val="fr_FR" w:bidi="fr_FR"/>
-        </w:rPr>
-        <w:t xml:space="preserve"> dans le but d’apprendre aux jeunes femmes à aimer leurs maris et leurs enfants,</w:t>
-      </w:r>
-      <w:r>
-        <w:rPr>
-          <w:lang w:val="fr_FR" w:bidi="fr_FR"/>
-        </w:rPr>
-      </w:r>
-      <w:r>
-        <w:rPr>
-          <w:lang w:val="fr_FR" w:bidi="fr_FR"/>
-        </w:rPr>
-      </w:r>
-    </w:p>
-    <w:p>
-      <w:pPr/>
-      <w:r>
-        <w:rPr>
-          <w:lang w:val="fr_FR" w:bidi="fr_FR"/>
-        </w:rPr>
-      </w:r>
-    </w:p>
-    <w:p>
-      <w:pPr/>
-      <w:r>
-        <w:rPr>
-          <w:lang w:val="fr_FR" w:bidi="fr_FR"/>
-        </w:rPr>
-      </w:r>
-      <w:r>
-        <w:rPr>
-          <w:vertAlign w:val="superscript"/>
-          <w:lang w:val="fr_FR" w:bidi="fr_FR"/>
-        </w:rPr>
-        <w:t>5</w:t>
-      </w:r>
-      <w:r>
-        <w:rPr>
-          <w:lang w:val="fr_FR" w:bidi="fr_FR"/>
-        </w:rPr>
-        <w:t xml:space="preserve"> à être retenues, chastes, occupées aux soins domestiques, bonnes, soumises à leurs maris, afin que la parole de Dieu ne soit pas blasphémée.</w:t>
-      </w:r>
-      <w:r>
-        <w:rPr>
-          <w:lang w:val="fr_FR" w:bidi="fr_FR"/>
-        </w:rPr>
-      </w:r>
-      <w:r>
-        <w:rPr>
-          <w:lang w:val="fr_FR" w:bidi="fr_FR"/>
-        </w:rPr>
-      </w:r>
-    </w:p>
-    <w:p>
-      <w:pPr/>
-      <w:r>
-        <w:rPr>
-          <w:lang w:val="fr_FR" w:bidi="fr_FR"/>
-        </w:rPr>
-      </w:r>
-    </w:p>
-    <w:p>
-      <w:pPr/>
-      <w:r>
-        <w:rPr>
-          <w:lang w:val="fr_FR" w:bidi="fr_FR"/>
-        </w:rPr>
-      </w:r>
-      <w:r>
-        <w:rPr>
-          <w:vertAlign w:val="superscript"/>
-          <w:lang w:val="fr_FR" w:bidi="fr_FR"/>
-        </w:rPr>
-        <w:t>6</w:t>
-      </w:r>
-      <w:r>
-        <w:rPr>
-          <w:lang w:val="fr_FR" w:bidi="fr_FR"/>
-        </w:rPr>
-        <w:t xml:space="preserve"> Exhorte de même les jeunes gens à être modérés,</w:t>
-      </w:r>
-      <w:r>
-        <w:rPr>
-          <w:lang w:val="fr_FR" w:bidi="fr_FR"/>
-        </w:rPr>
-      </w:r>
-      <w:r>
-        <w:rPr>
-          <w:lang w:val="fr_FR" w:bidi="fr_FR"/>
-        </w:rPr>
-      </w:r>
-    </w:p>
-    <w:p>
-      <w:pPr/>
-      <w:r>
-        <w:rPr>
-          <w:lang w:val="fr_FR" w:bidi="fr_FR"/>
-        </w:rPr>
-      </w:r>
-    </w:p>
-    <w:p>
-      <w:pPr/>
-      <w:r>
-        <w:rPr>
-          <w:lang w:val="fr_FR" w:bidi="fr_FR"/>
-        </w:rPr>
-      </w:r>
-      <w:r>
-        <w:rPr>
-          <w:vertAlign w:val="superscript"/>
-          <w:lang w:val="fr_FR" w:bidi="fr_FR"/>
-        </w:rPr>
-        <w:t>7</w:t>
-      </w:r>
-      <w:r>
-        <w:rPr>
-          <w:lang w:val="fr_FR" w:bidi="fr_FR"/>
-        </w:rPr>
-        <w:t xml:space="preserve"> te montrant toi-même à tous égards un modèle de bonnes œuvres, et donnant un enseignement pur, digne,</w:t>
-      </w:r>
-      <w:r>
-        <w:rPr>
-          <w:lang w:val="fr_FR" w:bidi="fr_FR"/>
-        </w:rPr>
-      </w:r>
-      <w:r>
-        <w:rPr>
-          <w:lang w:val="fr_FR" w:bidi="fr_FR"/>
-        </w:rPr>
-      </w:r>
-    </w:p>
-    <w:p>
-      <w:pPr/>
-      <w:r>
-        <w:rPr>
-          <w:lang w:val="fr_FR" w:bidi="fr_FR"/>
-        </w:rPr>
-      </w:r>
-    </w:p>
-    <w:p>
-      <w:pPr/>
-      <w:r>
-        <w:rPr>
-          <w:lang w:val="fr_FR" w:bidi="fr_FR"/>
-        </w:rPr>
-      </w:r>
-      <w:r>
-        <w:rPr>
-          <w:vertAlign w:val="superscript"/>
-          <w:lang w:val="fr_FR" w:bidi="fr_FR"/>
-        </w:rPr>
-        <w:t>8</w:t>
-      </w:r>
-      <w:r>
-        <w:rPr>
-          <w:lang w:val="fr_FR" w:bidi="fr_FR"/>
-        </w:rPr>
-        <w:t xml:space="preserve"> une parole saine, irréprochable, afin que l’adversaire soit confus, n’ayant aucun mal à dire de nous.</w:t>
-      </w:r>
-      <w:r>
-        <w:rPr>
-          <w:lang w:val="fr_FR" w:bidi="fr_FR"/>
-        </w:rPr>
-      </w:r>
-      <w:r>
-        <w:rPr>
-          <w:lang w:val="fr_FR" w:bidi="fr_FR"/>
-        </w:rPr>
-      </w:r>
-    </w:p>
-    <w:p>
-      <w:pPr/>
-      <w:r>
-        <w:rPr>
-          <w:lang w:val="fr_FR" w:bidi="fr_FR"/>
-        </w:rPr>
-      </w:r>
-    </w:p>
-    <w:p>
-      <w:pPr/>
-      <w:r>
-        <w:rPr>
-          <w:lang w:val="fr_FR" w:bidi="fr_FR"/>
-        </w:rPr>
-      </w:r>
-      <w:r>
-        <w:rPr>
-          <w:vertAlign w:val="superscript"/>
-          <w:lang w:val="fr_FR" w:bidi="fr_FR"/>
-        </w:rPr>
-        <w:t>9</w:t>
-      </w:r>
-      <w:r>
-        <w:rPr>
-          <w:lang w:val="fr_FR" w:bidi="fr_FR"/>
-        </w:rPr>
-        <w:t xml:space="preserve"> Exhorte les serviteurs à être soumis à leurs maîtres, à leur plaire en toutes choses, à n’être point contredisants,</w:t>
-      </w:r>
-      <w:r>
-        <w:rPr>
-          <w:lang w:val="fr_FR" w:bidi="fr_FR"/>
-        </w:rPr>
-      </w:r>
-      <w:r>
-        <w:rPr>
-          <w:lang w:val="fr_FR" w:bidi="fr_FR"/>
-        </w:rPr>
-      </w:r>
-    </w:p>
-    <w:p>
-      <w:pPr/>
-      <w:r>
-        <w:rPr>
-          <w:lang w:val="fr_FR" w:bidi="fr_FR"/>
-        </w:rPr>
-      </w:r>
-    </w:p>
-    <w:p>
-      <w:pPr/>
-      <w:r>
-        <w:rPr>
-          <w:lang w:val="fr_FR" w:bidi="fr_FR"/>
-        </w:rPr>
-      </w:r>
-      <w:r>
-        <w:rPr>
-          <w:vertAlign w:val="superscript"/>
-          <w:lang w:val="fr_FR" w:bidi="fr_FR"/>
-        </w:rPr>
-        <w:t>10</w:t>
-      </w:r>
-      <w:r>
-        <w:rPr>
-          <w:lang w:val="fr_FR" w:bidi="fr_FR"/>
-        </w:rPr>
-        <w:t xml:space="preserve"> à ne rien dérober, mais à montrer toujours une parfaite fidélité, afin de faire honorer en tout la doctrine de Dieu notre Sauveur.</w:t>
-      </w:r>
-      <w:r>
-        <w:rPr>
-          <w:lang w:val="fr_FR" w:bidi="fr_FR"/>
-        </w:rPr>
-      </w:r>
-      <w:r>
-        <w:rPr>
-          <w:lang w:val="fr_FR" w:bidi="fr_FR"/>
-        </w:rPr>
-      </w:r>
-    </w:p>
-    <w:p>
-      <w:pPr/>
-      <w:r>
-        <w:rPr>
-          <w:lang w:val="fr_FR" w:bidi="fr_FR"/>
-        </w:rPr>
-      </w:r>
-    </w:p>
-    <w:p>
-      <w:pPr/>
-      <w:r>
-        <w:rPr>
-          <w:lang w:val="fr_FR" w:bidi="fr_FR"/>
-        </w:rPr>
-      </w:r>
-      <w:r>
-        <w:rPr>
-          <w:vertAlign w:val="superscript"/>
-          <w:lang w:val="fr_FR" w:bidi="fr_FR"/>
-        </w:rPr>
-        <w:t>11</w:t>
-      </w:r>
-      <w:r>
-        <w:rPr>
-          <w:lang w:val="fr_FR" w:bidi="fr_FR"/>
-        </w:rPr>
-        <w:t xml:space="preserve"> Car la grâce de Dieu, source de salut pour tous les hommes, a été manifestée.</w:t>
-      </w:r>
-      <w:r>
-        <w:rPr>
-          <w:lang w:val="fr_FR" w:bidi="fr_FR"/>
-        </w:rPr>
-      </w:r>
-      <w:r>
-        <w:rPr>
-          <w:lang w:val="fr_FR" w:bidi="fr_FR"/>
-        </w:rPr>
-      </w:r>
-    </w:p>
-    <w:p>
-      <w:pPr/>
-      <w:r>
-        <w:rPr>
-          <w:lang w:val="fr_FR" w:bidi="fr_FR"/>
-        </w:rPr>
-      </w:r>
-    </w:p>
-    <w:p>
-      <w:pPr/>
-      <w:r>
-        <w:rPr>
-          <w:lang w:val="fr_FR" w:bidi="fr_FR"/>
-        </w:rPr>
-      </w:r>
-      <w:r>
-        <w:rPr>
-          <w:vertAlign w:val="superscript"/>
-          <w:lang w:val="fr_FR" w:bidi="fr_FR"/>
-        </w:rPr>
-        <w:t>12</w:t>
-      </w:r>
-      <w:r>
-        <w:rPr>
-          <w:lang w:val="fr_FR" w:bidi="fr_FR"/>
-        </w:rPr>
-        <w:t xml:space="preserve"> Elle nous enseigne à renoncer à l’impiété et aux convoitises mondaines, et à vivre dans le siècle présent selon la sagesse, la justice et la piété,</w:t>
-      </w:r>
-      <w:r>
-        <w:rPr>
-          <w:lang w:val="fr_FR" w:bidi="fr_FR"/>
-        </w:rPr>
-      </w:r>
-      <w:r>
-        <w:rPr>
-          <w:lang w:val="fr_FR" w:bidi="fr_FR"/>
-        </w:rPr>
-      </w:r>
-    </w:p>
-    <w:p>
-      <w:pPr/>
-      <w:r>
-        <w:rPr>
-          <w:lang w:val="fr_FR" w:bidi="fr_FR"/>
-        </w:rPr>
-      </w:r>
-    </w:p>
-    <w:p>
-      <w:pPr/>
-      <w:r>
-        <w:rPr>
-          <w:lang w:val="fr_FR" w:bidi="fr_FR"/>
-        </w:rPr>
-      </w:r>
-      <w:r>
-        <w:rPr>
-          <w:vertAlign w:val="superscript"/>
-          <w:lang w:val="fr_FR" w:bidi="fr_FR"/>
-        </w:rPr>
-        <w:t>13</w:t>
-      </w:r>
-      <w:r>
-        <w:rPr>
-          <w:lang w:val="fr_FR" w:bidi="fr_FR"/>
-        </w:rPr>
-        <w:t xml:space="preserve"> en attendant la bienheureuse espérance, et la manifestation de la gloire du grand Dieu et de notre Sauveur Jésus-Christ,</w:t>
-      </w:r>
-      <w:r>
-        <w:rPr>
-          <w:lang w:val="fr_FR" w:bidi="fr_FR"/>
-        </w:rPr>
-      </w:r>
-      <w:r>
-        <w:rPr>
-          <w:lang w:val="fr_FR" w:bidi="fr_FR"/>
-        </w:rPr>
-      </w:r>
-    </w:p>
-    <w:p>
-      <w:pPr/>
-      <w:r>
-        <w:rPr>
-          <w:lang w:val="fr_FR" w:bidi="fr_FR"/>
-        </w:rPr>
-      </w:r>
-    </w:p>
-    <w:p>
-      <w:pPr/>
-      <w:r>
-        <w:rPr>
-          <w:lang w:val="fr_FR" w:bidi="fr_FR"/>
-        </w:rPr>
-      </w:r>
-      <w:r>
-        <w:rPr>
-          <w:vertAlign w:val="superscript"/>
-          <w:lang w:val="fr_FR" w:bidi="fr_FR"/>
-        </w:rPr>
-        <w:t>14</w:t>
-      </w:r>
-      <w:r>
-        <w:rPr>
-          <w:lang w:val="fr_FR" w:bidi="fr_FR"/>
-        </w:rPr>
-        <w:t xml:space="preserve"> qui s’est donné lui-même pour nous, afin de nous racheter de toute iniquité, et de se faire un peuple qui lui appartienne, purifié par lui et zélé pour les bonnes œuvres.</w:t>
-      </w:r>
-      <w:r>
-        <w:rPr>
-          <w:lang w:val="fr_FR" w:bidi="fr_FR"/>
-        </w:rPr>
-      </w:r>
-      <w:r>
-        <w:rPr>
-          <w:lang w:val="fr_FR" w:bidi="fr_FR"/>
-        </w:rPr>
-      </w:r>
-    </w:p>
-    <w:p>
-      <w:pPr/>
-      <w:r>
-        <w:rPr>
-          <w:lang w:val="fr_FR" w:bidi="fr_FR"/>
-        </w:rPr>
-      </w:r>
-    </w:p>
-    <w:p>
-      <w:pPr/>
-      <w:r>
-        <w:rPr>
-          <w:lang w:val="fr_FR" w:bidi="fr_FR"/>
-        </w:rPr>
-      </w:r>
-      <w:r>
-        <w:rPr>
-          <w:vertAlign w:val="superscript"/>
-          <w:lang w:val="fr_FR" w:bidi="fr_FR"/>
-        </w:rPr>
-        <w:t>15</w:t>
-      </w:r>
-      <w:r>
-        <w:rPr>
-          <w:lang w:val="fr_FR" w:bidi="fr_FR"/>
-        </w:rPr>
-        <w:t xml:space="preserve"> Dis ces choses, exhorte, et reprends, avec une pleine autorité. Que personne ne te méprise.</w:t>
-      </w:r>
-      <w:r>
-        <w:rPr>
-          <w:lang w:val="fr_FR" w:bidi="fr_FR"/>
-        </w:rPr>
-      </w:r>
-      <w:r>
-        <w:rPr>
-          <w:lang w:val="fr_FR" w:bidi="fr_FR"/>
-        </w:rPr>
-      </w:r>
-    </w:p>
-    <w:p>
-      <w:pPr/>
-      <w:r>
-        <w:rPr>
-          <w:lang w:val="fr_FR" w:bidi="fr_FR"/>
-        </w:rPr>
-      </w:r>
-    </w:p>
-    <w:p>
-      <w:pPr>
-        <w:pStyle w:val="Heading2"/>
-      </w:pPr>
-      <w:r>
-        <w:rPr>
-          <w:lang w:val="fr_FR" w:bidi="fr_FR"/>
-        </w:rPr>
-        <w:t>Titus 3:1</w:t>
-      </w:r>
-      <w:r>
-        <w:rPr>
-          <w:lang w:val="fr_FR" w:bidi="fr_FR"/>
-        </w:rPr>
-      </w:r>
-    </w:p>
-    <w:p>
-      <w:pPr/>
-      <w:r>
-        <w:rPr>
-          <w:lang w:val="fr_FR" w:bidi="fr_FR"/>
-        </w:rPr>
-      </w:r>
-      <w:r>
-        <w:rPr>
-          <w:vertAlign w:val="superscript"/>
-          <w:lang w:val="fr_FR" w:bidi="fr_FR"/>
-        </w:rPr>
-        <w:t>1</w:t>
-      </w:r>
-      <w:r>
-        <w:rPr>
-          <w:lang w:val="fr_FR" w:bidi="fr_FR"/>
-        </w:rPr>
-        <w:t xml:space="preserve"> Rappelle-leur d’être soumis aux magistrats et aux autorités, d’obéir, d’être prêts à toute bonne œuvre,</w:t>
-      </w:r>
-      <w:r>
-        <w:rPr>
-          <w:lang w:val="fr_FR" w:bidi="fr_FR"/>
-        </w:rPr>
-      </w:r>
-      <w:r>
-        <w:rPr>
-          <w:lang w:val="fr_FR" w:bidi="fr_FR"/>
-        </w:rPr>
-      </w:r>
-    </w:p>
-    <w:p>
-      <w:pPr/>
-      <w:r>
-        <w:rPr>
-          <w:lang w:val="fr_FR" w:bidi="fr_FR"/>
-        </w:rPr>
-      </w:r>
-    </w:p>
-    <w:p>
-      <w:pPr/>
-      <w:r>
-        <w:rPr>
-          <w:lang w:val="fr_FR" w:bidi="fr_FR"/>
-        </w:rPr>
-      </w:r>
-      <w:r>
-        <w:rPr>
-          <w:vertAlign w:val="superscript"/>
-          <w:lang w:val="fr_FR" w:bidi="fr_FR"/>
-        </w:rPr>
-        <w:t>2</w:t>
-      </w:r>
-      <w:r>
-        <w:rPr>
-          <w:lang w:val="fr_FR" w:bidi="fr_FR"/>
-        </w:rPr>
-        <w:t xml:space="preserve"> de ne médire de personne, d’être pacifiques, modérés, pleins de douceur envers tous les hommes.</w:t>
-      </w:r>
-      <w:r>
-        <w:rPr>
-          <w:lang w:val="fr_FR" w:bidi="fr_FR"/>
-        </w:rPr>
-      </w:r>
-      <w:r>
-        <w:rPr>
-          <w:lang w:val="fr_FR" w:bidi="fr_FR"/>
-        </w:rPr>
-      </w:r>
-    </w:p>
-    <w:p>
-      <w:pPr/>
-      <w:r>
-        <w:rPr>
-          <w:lang w:val="fr_FR" w:bidi="fr_FR"/>
-        </w:rPr>
-      </w:r>
-    </w:p>
-    <w:p>
-      <w:pPr/>
-      <w:r>
-        <w:rPr>
-          <w:lang w:val="fr_FR" w:bidi="fr_FR"/>
-        </w:rPr>
-      </w:r>
-      <w:r>
-        <w:rPr>
-          <w:vertAlign w:val="superscript"/>
-          <w:lang w:val="fr_FR" w:bidi="fr_FR"/>
-        </w:rPr>
-        <w:t>3</w:t>
-      </w:r>
-      <w:r>
-        <w:rPr>
-          <w:lang w:val="fr_FR" w:bidi="fr_FR"/>
-        </w:rPr>
-        <w:t xml:space="preserve"> Car nous aussi, nous étions autrefois insensés, désobéissants, égarés, asservis à toute espèce de convoitises et de voluptés, vivant dans la méchanceté et dans l’envie, dignes d’être haïs, et nous haïssant les uns les autres.</w:t>
-      </w:r>
-      <w:r>
-        <w:rPr>
-          <w:lang w:val="fr_FR" w:bidi="fr_FR"/>
-        </w:rPr>
-      </w:r>
-      <w:r>
-        <w:rPr>
-          <w:lang w:val="fr_FR" w:bidi="fr_FR"/>
-        </w:rPr>
-      </w:r>
-    </w:p>
-    <w:p>
-      <w:pPr/>
-      <w:r>
-        <w:rPr>
-          <w:lang w:val="fr_FR" w:bidi="fr_FR"/>
-        </w:rPr>
-      </w:r>
-    </w:p>
-    <w:p>
-      <w:pPr/>
-      <w:r>
-        <w:rPr>
-          <w:lang w:val="fr_FR" w:bidi="fr_FR"/>
-        </w:rPr>
-      </w:r>
-      <w:r>
-        <w:rPr>
-          <w:vertAlign w:val="superscript"/>
-          <w:lang w:val="fr_FR" w:bidi="fr_FR"/>
-        </w:rPr>
-        <w:t>4</w:t>
-      </w:r>
-      <w:r>
-        <w:rPr>
-          <w:lang w:val="fr_FR" w:bidi="fr_FR"/>
-        </w:rPr>
-        <w:t xml:space="preserve"> Mais, lorsque la bonté de Dieu notre Sauveur et son amour pour les hommes ont été manifestés,</w:t>
-      </w:r>
-      <w:r>
-        <w:rPr>
-          <w:lang w:val="fr_FR" w:bidi="fr_FR"/>
-        </w:rPr>
-      </w:r>
-      <w:r>
-        <w:rPr>
-          <w:lang w:val="fr_FR" w:bidi="fr_FR"/>
-        </w:rPr>
-      </w:r>
-    </w:p>
-    <w:p>
-      <w:pPr/>
-      <w:r>
-        <w:rPr>
-          <w:lang w:val="fr_FR" w:bidi="fr_FR"/>
-        </w:rPr>
-      </w:r>
-    </w:p>
-    <w:p>
-      <w:pPr/>
-      <w:r>
-        <w:rPr>
-          <w:lang w:val="fr_FR" w:bidi="fr_FR"/>
-        </w:rPr>
-      </w:r>
-      <w:r>
-        <w:rPr>
-          <w:vertAlign w:val="superscript"/>
-          <w:lang w:val="fr_FR" w:bidi="fr_FR"/>
-        </w:rPr>
-        <w:t>5</w:t>
-      </w:r>
-      <w:r>
-        <w:rPr>
-          <w:lang w:val="fr_FR" w:bidi="fr_FR"/>
-        </w:rPr>
-        <w:t xml:space="preserve"> il nous a sauvés, non à cause des œuvres de justice que nous aurions faites, mais selon sa miséricorde, par le baptême de la régénération et le renouvellement du Saint-Esprit,</w:t>
-      </w:r>
-      <w:r>
-        <w:rPr>
-          <w:lang w:val="fr_FR" w:bidi="fr_FR"/>
-        </w:rPr>
-      </w:r>
-      <w:r>
-        <w:rPr>
-          <w:lang w:val="fr_FR" w:bidi="fr_FR"/>
-        </w:rPr>
-      </w:r>
-    </w:p>
-    <w:p>
-      <w:pPr/>
-      <w:r>
-        <w:rPr>
-          <w:lang w:val="fr_FR" w:bidi="fr_FR"/>
-        </w:rPr>
-      </w:r>
-    </w:p>
-    <w:p>
-      <w:pPr/>
-      <w:r>
-        <w:rPr>
-          <w:lang w:val="fr_FR" w:bidi="fr_FR"/>
-        </w:rPr>
-      </w:r>
-      <w:r>
-        <w:rPr>
-          <w:vertAlign w:val="superscript"/>
-          <w:lang w:val="fr_FR" w:bidi="fr_FR"/>
-        </w:rPr>
-        <w:t>6</w:t>
-      </w:r>
-      <w:r>
-        <w:rPr>
-          <w:lang w:val="fr_FR" w:bidi="fr_FR"/>
-        </w:rPr>
-        <w:t xml:space="preserve"> qu’il a répandu sur nous avec abondance par Jésus-Christ notre Sauveur,</w:t>
-      </w:r>
-      <w:r>
-        <w:rPr>
-          <w:lang w:val="fr_FR" w:bidi="fr_FR"/>
-        </w:rPr>
-      </w:r>
-      <w:r>
-        <w:rPr>
-          <w:lang w:val="fr_FR" w:bidi="fr_FR"/>
-        </w:rPr>
-      </w:r>
-    </w:p>
-    <w:p>
-      <w:pPr/>
-      <w:r>
-        <w:rPr>
-          <w:lang w:val="fr_FR" w:bidi="fr_FR"/>
-        </w:rPr>
-      </w:r>
-    </w:p>
-    <w:p>
-      <w:pPr/>
-      <w:r>
-        <w:rPr>
-          <w:lang w:val="fr_FR" w:bidi="fr_FR"/>
-        </w:rPr>
-      </w:r>
-      <w:r>
-        <w:rPr>
-          <w:vertAlign w:val="superscript"/>
-          <w:lang w:val="fr_FR" w:bidi="fr_FR"/>
-        </w:rPr>
-        <w:t>7</w:t>
-      </w:r>
-      <w:r>
-        <w:rPr>
-          <w:lang w:val="fr_FR" w:bidi="fr_FR"/>
-        </w:rPr>
-        <w:t xml:space="preserve"> afin que, justifiés par sa grâce, nous devenions, en espérance, héritiers de la vie éternelle.</w:t>
-      </w:r>
-      <w:r>
-        <w:rPr>
-          <w:lang w:val="fr_FR" w:bidi="fr_FR"/>
-        </w:rPr>
-      </w:r>
-      <w:r>
-        <w:rPr>
-          <w:lang w:val="fr_FR" w:bidi="fr_FR"/>
-        </w:rPr>
-      </w:r>
-    </w:p>
-    <w:p>
-      <w:pPr/>
-      <w:r>
-        <w:rPr>
-          <w:lang w:val="fr_FR" w:bidi="fr_FR"/>
-        </w:rPr>
-      </w:r>
-    </w:p>
-    <w:p>
-      <w:pPr/>
-      <w:r>
-        <w:rPr>
-          <w:lang w:val="fr_FR" w:bidi="fr_FR"/>
-        </w:rPr>
-      </w:r>
-      <w:r>
-        <w:rPr>
-          <w:vertAlign w:val="superscript"/>
-          <w:lang w:val="fr_FR" w:bidi="fr_FR"/>
-        </w:rPr>
-        <w:t>8</w:t>
-      </w:r>
-      <w:r>
-        <w:rPr>
-          <w:lang w:val="fr_FR" w:bidi="fr_FR"/>
-        </w:rPr>
-        <w:t xml:space="preserve"> Cette parole est certaine, et je veux que tu affirmes ces choses, afin que ceux qui ont cru en Dieu s’appliquent à pratiquer de bonnes œuvres. Voilà ce qui est bon et utile aux hommes.</w:t>
-      </w:r>
-      <w:r>
-        <w:rPr>
-          <w:lang w:val="fr_FR" w:bidi="fr_FR"/>
-        </w:rPr>
-      </w:r>
-      <w:r>
-        <w:rPr>
-          <w:lang w:val="fr_FR" w:bidi="fr_FR"/>
-        </w:rPr>
-      </w:r>
-    </w:p>
-    <w:p>
-      <w:pPr/>
-      <w:r>
-        <w:rPr>
-          <w:lang w:val="fr_FR" w:bidi="fr_FR"/>
-        </w:rPr>
-      </w:r>
-    </w:p>
-    <w:p>
-      <w:pPr/>
-      <w:r>
-        <w:rPr>
-          <w:lang w:val="fr_FR" w:bidi="fr_FR"/>
-        </w:rPr>
-      </w:r>
-      <w:r>
-        <w:rPr>
-          <w:vertAlign w:val="superscript"/>
-          <w:lang w:val="fr_FR" w:bidi="fr_FR"/>
-        </w:rPr>
-        <w:t>9</w:t>
-      </w:r>
-      <w:r>
-        <w:rPr>
-          <w:lang w:val="fr_FR" w:bidi="fr_FR"/>
-        </w:rPr>
-        <w:t xml:space="preserve"> Mais évite les discussions folles, les généalogies, les querelles, les disputes relatives à la loi; car elles sont inutiles et vaines.</w:t>
-      </w:r>
-      <w:r>
-        <w:rPr>
-          <w:lang w:val="fr_FR" w:bidi="fr_FR"/>
-        </w:rPr>
-      </w:r>
-      <w:r>
-        <w:rPr>
-          <w:lang w:val="fr_FR" w:bidi="fr_FR"/>
-        </w:rPr>
-      </w:r>
-    </w:p>
-    <w:p>
-      <w:pPr/>
-      <w:r>
-        <w:rPr>
-          <w:lang w:val="fr_FR" w:bidi="fr_FR"/>
-        </w:rPr>
-      </w:r>
-    </w:p>
-    <w:p>
-      <w:pPr/>
-      <w:r>
-        <w:rPr>
-          <w:lang w:val="fr_FR" w:bidi="fr_FR"/>
-        </w:rPr>
-      </w:r>
-      <w:r>
-        <w:rPr>
-          <w:vertAlign w:val="superscript"/>
-          <w:lang w:val="fr_FR" w:bidi="fr_FR"/>
-        </w:rPr>
-        <w:t>10</w:t>
-      </w:r>
-      <w:r>
-        <w:rPr>
-          <w:lang w:val="fr_FR" w:bidi="fr_FR"/>
-        </w:rPr>
-        <w:t xml:space="preserve"> Éloigne de toi, après un premier et un second avertissement, celui qui provoque des divisions,</w:t>
-      </w:r>
-      <w:r>
-        <w:rPr>
-          <w:lang w:val="fr_FR" w:bidi="fr_FR"/>
-        </w:rPr>
-      </w:r>
-      <w:r>
-        <w:rPr>
-          <w:lang w:val="fr_FR" w:bidi="fr_FR"/>
-        </w:rPr>
-      </w:r>
-    </w:p>
-    <w:p>
-      <w:pPr/>
-      <w:r>
-        <w:rPr>
-          <w:lang w:val="fr_FR" w:bidi="fr_FR"/>
-        </w:rPr>
-      </w:r>
-    </w:p>
-    <w:p>
-      <w:pPr/>
-      <w:r>
-        <w:rPr>
-          <w:lang w:val="fr_FR" w:bidi="fr_FR"/>
-        </w:rPr>
-      </w:r>
-      <w:r>
-        <w:rPr>
-          <w:vertAlign w:val="superscript"/>
-          <w:lang w:val="fr_FR" w:bidi="fr_FR"/>
-        </w:rPr>
-        <w:t>11</w:t>
-      </w:r>
-      <w:r>
-        <w:rPr>
-          <w:lang w:val="fr_FR" w:bidi="fr_FR"/>
-        </w:rPr>
-        <w:t xml:space="preserve"> sachant qu’un homme de cette espèce est perverti, et qu’il pèche, en se condamnant lui-même.</w:t>
-      </w:r>
-      <w:r>
-        <w:rPr>
-          <w:lang w:val="fr_FR" w:bidi="fr_FR"/>
-        </w:rPr>
-      </w:r>
-      <w:r>
-        <w:rPr>
-          <w:lang w:val="fr_FR" w:bidi="fr_FR"/>
-        </w:rPr>
-      </w:r>
-    </w:p>
-    <w:p>
-      <w:pPr/>
-      <w:r>
-        <w:rPr>
-          <w:lang w:val="fr_FR" w:bidi="fr_FR"/>
-        </w:rPr>
-      </w:r>
-    </w:p>
-    <w:p>
-      <w:pPr/>
-      <w:r>
-        <w:rPr>
-          <w:lang w:val="fr_FR" w:bidi="fr_FR"/>
-        </w:rPr>
-      </w:r>
-      <w:r>
-        <w:rPr>
-          <w:vertAlign w:val="superscript"/>
-          <w:lang w:val="fr_FR" w:bidi="fr_FR"/>
-        </w:rPr>
-        <w:t>12</w:t>
-      </w:r>
-      <w:r>
-        <w:rPr>
-          <w:lang w:val="fr_FR" w:bidi="fr_FR"/>
-        </w:rPr>
-        <w:t xml:space="preserve"> Lorsque je t’enverrai Artémas ou Tychique, hâte-toi de venir me rejoindre à Nicopolis; car c’est là que j’ai résolu de passer l’hiver.</w:t>
-      </w:r>
-      <w:r>
-        <w:rPr>
-          <w:lang w:val="fr_FR" w:bidi="fr_FR"/>
-        </w:rPr>
-      </w:r>
-      <w:r>
-        <w:rPr>
-          <w:lang w:val="fr_FR" w:bidi="fr_FR"/>
-        </w:rPr>
-      </w:r>
-    </w:p>
-    <w:p>
-      <w:pPr/>
-      <w:r>
-        <w:rPr>
-          <w:lang w:val="fr_FR" w:bidi="fr_FR"/>
-        </w:rPr>
-      </w:r>
-    </w:p>
-    <w:p>
-      <w:pPr/>
-      <w:r>
-        <w:rPr>
-          <w:lang w:val="fr_FR" w:bidi="fr_FR"/>
-        </w:rPr>
-      </w:r>
-      <w:r>
-        <w:rPr>
-          <w:vertAlign w:val="superscript"/>
-          <w:lang w:val="fr_FR" w:bidi="fr_FR"/>
-        </w:rPr>
-        <w:t>13</w:t>
-      </w:r>
-      <w:r>
-        <w:rPr>
-          <w:lang w:val="fr_FR" w:bidi="fr_FR"/>
-        </w:rPr>
-        <w:t xml:space="preserve"> Aie soin de pourvoir au voyage de Zénas, le docteur de la loi, et d’Apollos, en sorte que rien ne leur manque.</w:t>
-      </w:r>
-      <w:r>
-        <w:rPr>
-          <w:lang w:val="fr_FR" w:bidi="fr_FR"/>
-        </w:rPr>
-      </w:r>
-      <w:r>
-        <w:rPr>
-          <w:lang w:val="fr_FR" w:bidi="fr_FR"/>
-        </w:rPr>
-      </w:r>
-    </w:p>
-    <w:p>
-      <w:pPr/>
-      <w:r>
-        <w:rPr>
-          <w:lang w:val="fr_FR" w:bidi="fr_FR"/>
-        </w:rPr>
-      </w:r>
-    </w:p>
-    <w:p>
-      <w:pPr/>
-      <w:r>
-        <w:rPr>
-          <w:lang w:val="fr_FR" w:bidi="fr_FR"/>
-        </w:rPr>
-      </w:r>
-      <w:r>
-        <w:rPr>
-          <w:vertAlign w:val="superscript"/>
-          <w:lang w:val="fr_FR" w:bidi="fr_FR"/>
-        </w:rPr>
-        <w:t>14</w:t>
-      </w:r>
-      <w:r>
-        <w:rPr>
-          <w:lang w:val="fr_FR" w:bidi="fr_FR"/>
-        </w:rPr>
-        <w:t xml:space="preserve"> Il faut que les nôtres aussi apprennent à pratiquer de bonnes œuvres pour subvenir aux besoins pressants, afin qu’ils ne soient pas sans produire des fruits.</w:t>
-      </w:r>
-      <w:r>
-        <w:rPr>
-          <w:lang w:val="fr_FR" w:bidi="fr_FR"/>
-        </w:rPr>
-      </w:r>
-      <w:r>
-        <w:rPr>
-          <w:lang w:val="fr_FR" w:bidi="fr_FR"/>
-        </w:rPr>
-      </w:r>
-    </w:p>
-    <w:p>
-      <w:pPr/>
-      <w:r>
-        <w:rPr>
-          <w:lang w:val="fr_FR" w:bidi="fr_FR"/>
-        </w:rPr>
-      </w:r>
-    </w:p>
-    <w:p>
-      <w:pPr/>
-      <w:r>
-        <w:rPr>
-          <w:lang w:val="fr_FR" w:bidi="fr_FR"/>
-        </w:rPr>
-      </w:r>
-      <w:r>
-        <w:rPr>
-          <w:vertAlign w:val="superscript"/>
-          <w:lang w:val="fr_FR" w:bidi="fr_FR"/>
-        </w:rPr>
-        <w:t>15</w:t>
-      </w:r>
-      <w:r>
-        <w:rPr>
-          <w:lang w:val="fr_FR" w:bidi="fr_FR"/>
-        </w:rPr>
         <w:t xml:space="preserve"> Tous ceux qui sont avec moi te saluent. Salue ceux qui nous aiment dans la foi. Que la grâce soit avec vous tous!</w:t>
-      </w:r>
-      <w:r>
-        <w:rPr>
-          <w:lang w:val="fr_FR" w:bidi="fr_FR"/>
-        </w:rPr>
-      </w:r>
-      <w:r>
-        <w:rPr>
-          <w:lang w:val="fr_FR" w:bidi="fr_FR"/>
-        </w:rPr>
       </w:r>
     </w:p>
     <w:sectPr>
